--- a/downloads/documents/04 Units/Unit 06 - Food Systems and Production - From Farm to Table/Lesson 06.14 - Build the Master Flowchart.docx
+++ b/downloads/documents/04 Units/Unit 06 - Food Systems and Production - From Farm to Table/Lesson 06.14 - Build the Master Flowchart.docx
@@ -366,7 +366,7 @@
         <w:t xml:space="preserve"> </w:t>
       </w:r>
       <w:r>
-        <w:t xml:space="preserve">Tier 3 (FACS): flowchart, critical path, station card, mise en place, prep, hold time. See the unit vocabulary list for Turkish, Portuguese, and Spanish.</w:t>
+        <w:t xml:space="preserve">Tier 3 (FACS): flowchart, critical path, station card, mise en place, prep, hold time. See the unit vocabulary list for the Spanish column.</w:t>
       </w:r>
     </w:p>
     <w:p>
@@ -1340,7 +1340,7 @@
         <w:pStyle w:val="Compact"/>
       </w:pPr>
       <w:r>
-        <w:t xml:space="preserve">ELL: the flowchart is a picture document by design, which is why it works; each block on the poster gets a drawn symbol (a flame, a clock, a plate, a sponge) next to the words; the station card template has a picture flowchart version on page 4, eight boxes with room to draw the step and one word under it, and a team may submit the picture version as its real card; the safety reminder bank is printed in Turkish, Portuguese, and Spanish as well as English;</w:t>
+        <w:t xml:space="preserve">ELL: the flowchart is a picture document by design, which is why it works; each block on the poster gets a drawn symbol (a flame, a clock, a plate, a sponge) next to the words; the station card template has a picture flowchart version on page 4, eight boxes with room to draw the step and one word under it, and a team may submit the picture version as its real card; the safety reminder bank is printed in Spanish as well as English;</w:t>
       </w:r>
       <w:r>
         <w:t xml:space="preserve"> </w:t>
@@ -1355,7 +1355,7 @@
         <w:t xml:space="preserve"> </w:t>
       </w:r>
       <w:r>
-        <w:t xml:space="preserve">carries flowchart, critical path, station card, and prep in all four languages.</w:t>
+        <w:t xml:space="preserve">carries flowchart, critical path, station card, and prep in English and Spanish.</w:t>
       </w:r>
     </w:p>
     <w:p>
